--- a/docs/researcher-user-guide.docx
+++ b/docs/researcher-user-guide.docx
@@ -1853,202 +1853,163 @@
     </w:p>
     <w:p>
       <w:pPr>
-        <w:pStyle w:val="SourceCode"/>
-      </w:pPr>
-      <w:r>
-        <w:rPr>
-          <w:rStyle w:val="VerbatimChar"/>
-        </w:rPr>
-        <w:t xml:space="preserve">Research Portal (/)</w:t>
-      </w:r>
-      <w:r>
-        <w:br/>
-      </w:r>
-      <w:r>
-        <w:rPr>
-          <w:rStyle w:val="VerbatimChar"/>
-        </w:rPr>
-        <w:t xml:space="preserve">├── Dashboard (/research)</w:t>
-      </w:r>
-      <w:r>
-        <w:br/>
-      </w:r>
-      <w:r>
-        <w:rPr>
-          <w:rStyle w:val="VerbatimChar"/>
-        </w:rPr>
-        <w:t xml:space="preserve">├── Profile (/research/profile)</w:t>
-      </w:r>
-      <w:r>
-        <w:br/>
-      </w:r>
-      <w:r>
-        <w:rPr>
-          <w:rStyle w:val="VerbatimChar"/>
-        </w:rPr>
-        <w:t xml:space="preserve">│   └── API Keys (/research/profile/api-keys)</w:t>
-      </w:r>
-      <w:r>
-        <w:br/>
-      </w:r>
-      <w:r>
-        <w:rPr>
-          <w:rStyle w:val="VerbatimChar"/>
-        </w:rPr>
-        <w:t xml:space="preserve">├── Bookings (/research/bookings)</w:t>
-      </w:r>
-      <w:r>
-        <w:br/>
-      </w:r>
-      <w:r>
-        <w:rPr>
-          <w:rStyle w:val="VerbatimChar"/>
-        </w:rPr>
-        <w:t xml:space="preserve">│   └── Book (/research/book)</w:t>
-      </w:r>
-      <w:r>
-        <w:br/>
-      </w:r>
-      <w:r>
-        <w:rPr>
-          <w:rStyle w:val="VerbatimChar"/>
-        </w:rPr>
-        <w:t xml:space="preserve">├── Collections (/research/collections)</w:t>
-      </w:r>
-      <w:r>
-        <w:br/>
-      </w:r>
-      <w:r>
-        <w:rPr>
-          <w:rStyle w:val="VerbatimChar"/>
-        </w:rPr>
-        <w:t xml:space="preserve">│   └── View Collection (/research/collection/:id)</w:t>
-      </w:r>
-      <w:r>
-        <w:br/>
-      </w:r>
-      <w:r>
-        <w:rPr>
-          <w:rStyle w:val="VerbatimChar"/>
-        </w:rPr>
-        <w:t xml:space="preserve">├── Saved Searches (/research/saved-searches)</w:t>
-      </w:r>
-      <w:r>
-        <w:br/>
-      </w:r>
-      <w:r>
-        <w:rPr>
-          <w:rStyle w:val="VerbatimChar"/>
-        </w:rPr>
-        <w:t xml:space="preserve">├── Annotations (/research/annotations)</w:t>
-      </w:r>
-      <w:r>
-        <w:br/>
-      </w:r>
-      <w:r>
-        <w:rPr>
-          <w:rStyle w:val="VerbatimChar"/>
-        </w:rPr>
-        <w:t xml:space="preserve">│   └── Annotation Studio (/research/annotation-studio/:object_id)</w:t>
-      </w:r>
-      <w:r>
-        <w:br/>
-      </w:r>
-      <w:r>
-        <w:rPr>
-          <w:rStyle w:val="VerbatimChar"/>
-        </w:rPr>
-        <w:t xml:space="preserve">├── Bibliographies (/research/bibliographies)</w:t>
-      </w:r>
-      <w:r>
-        <w:br/>
-      </w:r>
-      <w:r>
-        <w:rPr>
-          <w:rStyle w:val="VerbatimChar"/>
-        </w:rPr>
-        <w:t xml:space="preserve">│   └── View Bibliography (/research/bibliography/:id)</w:t>
-      </w:r>
-      <w:r>
-        <w:br/>
-      </w:r>
-      <w:r>
-        <w:rPr>
-          <w:rStyle w:val="VerbatimChar"/>
-        </w:rPr>
-        <w:t xml:space="preserve">├── Projects (/research/projects)</w:t>
-      </w:r>
-      <w:r>
-        <w:br/>
-      </w:r>
-      <w:r>
-        <w:rPr>
-          <w:rStyle w:val="VerbatimChar"/>
-        </w:rPr>
-        <w:t xml:space="preserve">│   └── View Project (/research/project/:id)</w:t>
-      </w:r>
-      <w:r>
-        <w:br/>
-      </w:r>
-      <w:r>
-        <w:rPr>
-          <w:rStyle w:val="VerbatimChar"/>
-        </w:rPr>
-        <w:t xml:space="preserve">├── Workspaces (/research/workspaces)</w:t>
-      </w:r>
-      <w:r>
-        <w:br/>
-      </w:r>
-      <w:r>
-        <w:rPr>
-          <w:rStyle w:val="VerbatimChar"/>
-        </w:rPr>
-        <w:t xml:space="preserve">│   └── View Workspace (/research/workspaces/:id)</w:t>
-      </w:r>
-      <w:r>
-        <w:br/>
-      </w:r>
-      <w:r>
-        <w:rPr>
-          <w:rStyle w:val="VerbatimChar"/>
-        </w:rPr>
-        <w:t xml:space="preserve">├── Journal (/research/journal)</w:t>
-      </w:r>
-      <w:r>
-        <w:br/>
-      </w:r>
-      <w:r>
-        <w:rPr>
-          <w:rStyle w:val="VerbatimChar"/>
-        </w:rPr>
-        <w:t xml:space="preserve">├── Reports (/research/reports)</w:t>
-      </w:r>
-      <w:r>
-        <w:br/>
-      </w:r>
-      <w:r>
-        <w:rPr>
-          <w:rStyle w:val="VerbatimChar"/>
-        </w:rPr>
-        <w:t xml:space="preserve">├── Reproductions (/research/reproductions)</w:t>
-      </w:r>
-      <w:r>
-        <w:br/>
-      </w:r>
-      <w:r>
-        <w:rPr>
-          <w:rStyle w:val="VerbatimChar"/>
-        </w:rPr>
-        <w:t xml:space="preserve">├── Notifications (/research/notifications)</w:t>
-      </w:r>
-      <w:r>
-        <w:br/>
-      </w:r>
-      <w:r>
-        <w:rPr>
-          <w:rStyle w:val="VerbatimChar"/>
-        </w:rPr>
-        <w:t xml:space="preserve">└── Invitations (/research/invitations)</w:t>
+        <w:pStyle w:val="FirstParagraph"/>
+      </w:pPr>
+      <w:r>
+        <w:t xml:space="preserve">Research</w:t>
+      </w:r>
+      <w:r>
+        <w:t xml:space="preserve">Portal</w:t>
+      </w:r>
+      <w:r>
+        <w:t xml:space="preserve">(/)</w:t>
+      </w:r>
+      <w:r>
+        <w:t xml:space="preserve">Dashboard</w:t>
+      </w:r>
+      <w:r>
+        <w:t xml:space="preserve">(/research)</w:t>
+      </w:r>
+      <w:r>
+        <w:t xml:space="preserve">Profile</w:t>
+      </w:r>
+      <w:r>
+        <w:t xml:space="preserve">(/research/profile)</w:t>
+      </w:r>
+      <w:r>
+        <w:t xml:space="preserve">API</w:t>
+      </w:r>
+      <w:r>
+        <w:t xml:space="preserve">Keys</w:t>
+      </w:r>
+      <w:r>
+        <w:t xml:space="preserve">(/research/profile/api-keys)</w:t>
+      </w:r>
+      <w:r>
+        <w:t xml:space="preserve">Bookings</w:t>
+      </w:r>
+      <w:r>
+        <w:t xml:space="preserve">(/research/bookings)</w:t>
+      </w:r>
+      <w:r>
+        <w:t xml:space="preserve">Book</w:t>
+      </w:r>
+      <w:r>
+        <w:t xml:space="preserve">(/research/book)</w:t>
+      </w:r>
+      <w:r>
+        <w:t xml:space="preserve">Collections</w:t>
+      </w:r>
+      <w:r>
+        <w:t xml:space="preserve">(/research/collections)</w:t>
+      </w:r>
+      <w:r>
+        <w:t xml:space="preserve">View</w:t>
+      </w:r>
+      <w:r>
+        <w:t xml:space="preserve">Collection</w:t>
+      </w:r>
+      <w:r>
+        <w:t xml:space="preserve">(/research/collection/:id)</w:t>
+      </w:r>
+      <w:r>
+        <w:t xml:space="preserve">Saved</w:t>
+      </w:r>
+      <w:r>
+        <w:t xml:space="preserve">Searches</w:t>
+      </w:r>
+      <w:r>
+        <w:t xml:space="preserve">(/research/saved-searches)</w:t>
+      </w:r>
+      <w:r>
+        <w:t xml:space="preserve">Annotations</w:t>
+      </w:r>
+      <w:r>
+        <w:t xml:space="preserve">(/research/annotations)</w:t>
+      </w:r>
+      <w:r>
+        <w:t xml:space="preserve">Annotation</w:t>
+      </w:r>
+      <w:r>
+        <w:t xml:space="preserve">Studio</w:t>
+      </w:r>
+      <w:r>
+        <w:t xml:space="preserve">(/research/annotation-studio/:object_id)</w:t>
+      </w:r>
+      <w:r>
+        <w:t xml:space="preserve">Bibliographies</w:t>
+      </w:r>
+      <w:r>
+        <w:t xml:space="preserve">(/research/bibliographies)</w:t>
+      </w:r>
+      <w:r>
+        <w:t xml:space="preserve">View</w:t>
+      </w:r>
+      <w:r>
+        <w:t xml:space="preserve">Bibliography</w:t>
+      </w:r>
+      <w:r>
+        <w:t xml:space="preserve">(/research/bibliography/:id)</w:t>
+      </w:r>
+      <w:r>
+        <w:t xml:space="preserve">Projects</w:t>
+      </w:r>
+      <w:r>
+        <w:t xml:space="preserve">(/research/projects)</w:t>
+      </w:r>
+      <w:r>
+        <w:t xml:space="preserve">View</w:t>
+      </w:r>
+      <w:r>
+        <w:t xml:space="preserve">Project</w:t>
+      </w:r>
+      <w:r>
+        <w:t xml:space="preserve">(/research/project/:id)</w:t>
+      </w:r>
+      <w:r>
+        <w:t xml:space="preserve">Workspaces</w:t>
+      </w:r>
+      <w:r>
+        <w:t xml:space="preserve">(/research/workspaces)</w:t>
+      </w:r>
+      <w:r>
+        <w:t xml:space="preserve">View</w:t>
+      </w:r>
+      <w:r>
+        <w:t xml:space="preserve">Workspace</w:t>
+      </w:r>
+      <w:r>
+        <w:t xml:space="preserve">(/research/workspaces/:id)</w:t>
+      </w:r>
+      <w:r>
+        <w:t xml:space="preserve">Journal</w:t>
+      </w:r>
+      <w:r>
+        <w:t xml:space="preserve">(/research/journal)</w:t>
+      </w:r>
+      <w:r>
+        <w:t xml:space="preserve">Reports</w:t>
+      </w:r>
+      <w:r>
+        <w:t xml:space="preserve">(/research/reports)</w:t>
+      </w:r>
+      <w:r>
+        <w:t xml:space="preserve">Reproductions</w:t>
+      </w:r>
+      <w:r>
+        <w:t xml:space="preserve">(/research/reproductions)</w:t>
+      </w:r>
+      <w:r>
+        <w:t xml:space="preserve">Notifications</w:t>
+      </w:r>
+      <w:r>
+        <w:t xml:space="preserve">(/research/notifications)</w:t>
+      </w:r>
+      <w:r>
+        <w:t xml:space="preserve">Invitations</w:t>
+      </w:r>
+      <w:r>
+        <w:t xml:space="preserve">(/research/invitations)</w:t>
       </w:r>
     </w:p>
     <w:p>
@@ -14158,7 +14119,7 @@
         <w:t xml:space="preserve"> </w:t>
       </w:r>
       <w:r>
-        <w:t xml:space="preserve">2. A Spectrum movement record is auto-generated (movement reason:</w:t>
+        <w:t xml:space="preserve">2. A Collections Procedures movement record is auto-generated (movement reason:</w:t>
       </w:r>
       <w:r>
         <w:t xml:space="preserve"> </w:t>
@@ -14317,7 +14278,7 @@
         <w:t xml:space="preserve"> </w:t>
       </w:r>
       <w:r>
-        <w:t xml:space="preserve">2. A Spectrum movement record is auto-generated (movement reason:</w:t>
+        <w:t xml:space="preserve">2. A Collections Procedures movement record is auto-generated (movement reason:</w:t>
       </w:r>
       <w:r>
         <w:t xml:space="preserve"> </w:t>
@@ -14738,7 +14699,7 @@
               <w:jc w:val="left"/>
             </w:pPr>
             <w:r>
-              <w:t xml:space="preserve">Spectrum Movement</w:t>
+              <w:t xml:space="preserve">Collections Procedures Movement</w:t>
             </w:r>
           </w:p>
         </w:tc>
@@ -14825,13 +14786,13 @@
       </w:r>
     </w:p>
     <w:bookmarkEnd w:id="163"/>
-    <w:bookmarkStart w:id="164" w:name="spectrum-movement-integration"/>
+    <w:bookmarkStart w:id="164" w:name="X58862b5a8c9713cc3f69e79b2289f2d2e472eb3"/>
     <w:p>
       <w:pPr>
         <w:pStyle w:val="Heading3"/>
       </w:pPr>
       <w:r>
-        <w:t xml:space="preserve">Spectrum Movement Integration</w:t>
+        <w:t xml:space="preserve">Collections Procedures Movement Integration</w:t>
       </w:r>
     </w:p>
     <w:p>
@@ -14887,7 +14848,7 @@
         <w:t xml:space="preserve"> </w:t>
       </w:r>
       <w:r>
-        <w:t xml:space="preserve">- Compliant with Spectrum 5.1 Object Location and Movement Control procedures</w:t>
+        <w:t xml:space="preserve">- Compliant with Collections Procedures Object Location and Movement Control procedures</w:t>
       </w:r>
     </w:p>
     <w:p>
